--- a/hopper/3d/design/Hopper_3D_Design.docx
+++ b/hopper/3d/design/Hopper_3D_Design.docx
@@ -12557,6 +12557,20 @@
     <w:p>
       <w:r>
         <w:t>Inversion is a volume, not a screen: passing a gravity gate or a seam under an arch flips local gravity for whatever is inside, Hopper rotates over 0.25 s to the new surface, the camera keeps the horizon, and the seam arrows show the way out. Cantors flip a marked volume beneath them; they never flip the whole district.</w:t>
+      </w:r>
+    </w:p>
+    <w:p>
+      <w:r>
+        <w:t xml:space="preserve">As built: a seam stands as a permanent flip volume from a hop's height up past its lintel, so walking under it does nothing and a hop enters it; inside, the controller steps Hopper in the world's mirror, so he falls up, lands on undersides, jumps down off them and climbs the piers back down. A turn halves his vertical speed, so a fall out of a seam's top settles at its edge. The commanders set the arena's gravity while they are awake; the Regent's third phase turns it upward toward the eclipse canopy over the dais. </w:t>
+      </w:r>
+      <w:r>
+        <w:rPr>
+          <w:rFonts w:ascii="Consolas" w:hAnsi="Consolas"/>
+        </w:rPr>
+        <w:t>LEVEL-PLAN-M2-M3.md</w:t>
+      </w:r>
+      <w:r>
+        <w:t xml:space="preserve"> records the rest of what missions two and three built.</w:t>
       </w:r>
     </w:p>
     <w:p>

--- a/hopper/3d/design/Hopper_3D_Design.docx
+++ b/hopper/3d/design/Hopper_3D_Design.docx
@@ -7587,6 +7587,11 @@
       </w:pPr>
       <w:r>
         <w:t>Stand-in silhouettes for all eighteen species on a contact sheet; the final models are requests M-003 to M-020.</w:t>
+      </w:r>
+    </w:p>
+    <w:p>
+      <w:r>
+        <w:t>The shadows are drawn as dark spots on the picture: an optional pass (the "Shadow halo" setting, on by default) renders their silhouettes to a mask against the frame's own depth, blurs it at a quarter of the resolution and lays it back over the frame as a feathered violet darkness that hugs each silhouette and bleeds a little into what stands around it. Nothing inside the silhouette changes but a touch of darkening, so cores, eyes and tells still read; a shadow behind a wall leaves no spot.</w:t>
       </w:r>
     </w:p>
     <w:tbl>
@@ -14933,6 +14938,20 @@
       </w:r>
       <w:r>
         <w:t>. They are the same size as the requested model, expose the same named sockets, publish the same landings and animate a little, so gameplay code binds to names that survive the swap. Textures are painted in code into data textures, skies are gradient-plus-sun paintings, terrain is a heightfield whose colour and collision share one function, and the horizon is a ring of silhouettes in the haze colour.</w:t>
+      </w:r>
+    </w:p>
+    <w:p>
+      <w:r>
+        <w:t xml:space="preserve">The creature stand-ins are shaped to the turnaround sheets in </w:t>
+      </w:r>
+      <w:r>
+        <w:rPr>
+          <w:rFonts w:ascii="Consolas" w:hAnsi="Consolas"/>
+        </w:rPr>
+        <w:t>design/references</w:t>
+      </w:r>
+      <w:r>
+        <w:t xml:space="preserve"> rather than left as blocks: plated bodies drawn in profile and extruded, rib arcs, crests, claws and horns cut from outlines, tapered strands for tails and tendrils, lathes for bells, pots and shells, feathered wings on jointed bones. They are still shadow — black plates, violet seams, ivory teeth and cores — so the game can play with them until the delivered models arrive.</w:t>
       </w:r>
     </w:p>
     <w:p>

--- a/hopper/3d/design/Hopper_3D_Design.docx
+++ b/hopper/3d/design/Hopper_3D_Design.docx
@@ -6233,6 +6233,11 @@
     <w:p>
       <w:r>
         <w:t>Hopper always faces forward: along the trail, or wherever the camera's manual turn points, or at a locked target. Pulling the stick back is a backpedal at half speed, sideways is a strafe, and the dash, the hop back and the wall kick are manoeuvres that keep the facing. Turning round is the camera's job, never the stick's, so the rider is always looking where the danger is.</w:t>
+      </w:r>
+    </w:p>
+    <w:p>
+      <w:r>
+        <w:t>As built: the tap is a mighty kick — 104 m/s off the ground, a 45 m apex, 57 m with the short hold — and the fall pulls harder (1.4×), so the arc is quick up and sharp down; the crouch charge reaches 190 m. The stick's lower band (to 55 % of its throw) walks at up to 34 m/s and its upper band gallops to 68 m/s, twice the walk, with the sprint on top.</w:t>
       </w:r>
     </w:p>
     <w:p>
@@ -7429,6 +7434,11 @@
       </w:pPr>
       <w:r>
         <w:t>Fighting in the air</w:t>
+      </w:r>
+    </w:p>
+    <w:p>
+      <w:r>
+        <w:t>The fight comes up at Hopper, not down on him: once he is near, window rays, rift condors and chain mantas drop below him (never lower than a body above the ground, never above their own perch) and their dives rise to meet him, while the rooted shooters lob and beam upward from where they stand. The super jump and the way down — stomps, kicks, dives — are the answer; aiming upward is never the game.</w:t>
       </w:r>
     </w:p>
     <w:p>

--- a/hopper/3d/design/Hopper_3D_Design.docx
+++ b/hopper/3d/design/Hopper_3D_Design.docx
@@ -12576,7 +12576,7 @@
     </w:p>
     <w:p>
       <w:r>
-        <w:t xml:space="preserve">As built: a seam stands as a permanent flip volume from a hop's height up past its lintel, so walking under it does nothing and a hop enters it; inside, the controller steps Hopper in the world's mirror, so he falls up, lands on undersides, jumps down off them and climbs the piers back down. A turn halves his vertical speed, so a fall out of a seam's top settles at its edge. The commanders set the arena's gravity while they are awake; the Regent's third phase turns it upward toward the eclipse canopy over the dais. </w:t>
+        <w:t xml:space="preserve">As built: a seam stands as a permanent flip volume from a hop's height up past its lintel, so walking under it does nothing and a hop enters it; inside, the controller steps Hopper in the world's mirror, so he falls up, lands on undersides, jumps down off them and climbs the piers back down. A turn halves his vertical speed, so a fall out of a seam's top settles at its edge. A jump away from a ceiling is a hop at seven tenths of the tap's kick, so it comes back to the lintel; the charged leap is the way to leave on purpose. Each seam's volume is hung under whichever lintel is really there, since a delivered arch is its own height rather than the height its stand-in was placed at. The commanders set the arena's gravity while they are awake; the Regent's third phase turns it upward toward the eclipse canopy over the dais. </w:t>
       </w:r>
       <w:r>
         <w:rPr>
@@ -15082,6 +15082,38 @@
       </w:pPr>
       <w:r>
         <w:t>Technical plan</w:t>
+      </w:r>
+    </w:p>
+    <w:p>
+      <w:r>
+        <w:t>As built: every delivered structure carries collision baked from its own GLB (</w:t>
+      </w:r>
+      <w:r>
+        <w:rPr>
+          <w:rFonts w:ascii="Consolas" w:hAnsi="Consolas"/>
+        </w:rPr>
+        <w:t>hopper/3d/models/collision.json</w:t>
+      </w:r>
+      <w:r>
+        <w:t xml:space="preserve">, made by </w:t>
+      </w:r>
+      <w:r>
+        <w:rPr>
+          <w:rFonts w:ascii="Consolas" w:hAnsi="Consolas"/>
+        </w:rPr>
+        <w:t>models/source/bake-collision.mjs</w:t>
+      </w:r>
+      <w:r>
+        <w:t>: a 2 m grid of tops and undersides plus a ring scan for near-vertical faces, merged into boxes in the model's frame), and the world uses those boxes instead of the stand-in's primitives wherever a delivered file exists. The audit that motivated it (</w:t>
+      </w:r>
+      <w:r>
+        <w:rPr>
+          <w:rFonts w:ascii="Consolas" w:hAnsi="Consolas"/>
+        </w:rPr>
+        <w:t>models/collision-audit.md</w:t>
+      </w:r>
+      <w:r>
+        <w:t>) found stand-in and delivered surfaces disagreeing by up to 120 m, which was the falling-through and the invisible floors. Signals authored on a designed landing that the real model no longer has are moved onto the nearest real top, totems and capsules are lifted out of a body that now stands where they were, and any of them under an overhang lower than Hopper slides sideways to open air.</w:t>
       </w:r>
     </w:p>
     <w:p>

--- a/hopper/3d/design/Hopper_3D_Design.docx
+++ b/hopper/3d/design/Hopper_3D_Design.docx
@@ -6237,7 +6237,7 @@
     </w:p>
     <w:p>
       <w:r>
-        <w:t>As built: the tap is a mighty kick — 104 m/s off the ground, a 45 m apex, 57 m with the short hold — and the fall pulls harder (1.4×), so the arc is quick up and sharp down; the crouch charge reaches 190 m. The stick's lower band (to 55 % of its throw) walks at up to 34 m/s and its upper band gallops to 68 m/s, twice the walk, with the sprint on top.</w:t>
+        <w:t>As built: the jump is a spring. A held on the ground roots Hopper where he stands and winds it up; letting go launches it, and the fall pulls harder (1.4×) so the arc is quick up and sharp down. A quick tap barely winds and is a small hop taken without a pause; a second and a half is the full charge. With the stick forward the arc is measured against the run it interrupted — over the wind-up and the flight together a tap keeps exactly the running pace and a full wind doubles it, so springing across a district beats running it — which at 68 m/s gives a 13 m apex over 62 m of ground for a tap, 100 m over 317 m for half a wind and 189 m over 641 m for a full one, nearly a kilometre at a sprint. Stick neutral puts the whole wind into height instead: straight up, 23 m from a tap to 345 m from a full wind, steerable all the way down. The reach comes from the arc's own flight time, so the bargain holds under every region's gravity. Holding A in the air is still the hover and then the glide. The stick's lower band (to 55 % of its throw) walks at up to 34 m/s and its upper band gallops to 68 m/s, twice the walk, with the sprint on top.</w:t>
       </w:r>
     </w:p>
     <w:p>

--- a/hopper/3d/design/Hopper_3D_Design.docx
+++ b/hopper/3d/design/Hopper_3D_Design.docx
@@ -6237,7 +6237,16 @@
     </w:p>
     <w:p>
       <w:r>
-        <w:t>As built: the jump is a spring. A held on the ground roots Hopper where he stands and winds it up; letting go launches it, and the fall pulls harder (1.4×) so the arc is quick up and sharp down. A quick tap barely winds and is a small hop taken without a pause; a second and a half is the full charge. With the stick forward the arc is measured against the run it interrupted — over the wind-up and the flight together a tap keeps exactly the running pace and a full wind doubles it, so springing across a district beats running it — which at 68 m/s gives a 13 m apex over 62 m of ground for a tap, 100 m over 317 m for half a wind and 189 m over 641 m for a full one, nearly a kilometre at a sprint. Stick neutral puts the whole wind into height instead: straight up, 23 m from a tap to 345 m from a full wind, steerable all the way down. The reach comes from the arc's own flight time, so the bargain holds under every region's gravity. Holding A in the air is still the hover and then the glide. The stick's lower band (to 55 % of its throw) walks at up to 34 m/s and its upper band gallops to 68 m/s, twice the walk, with the sprint on top.</w:t>
+        <w:t xml:space="preserve">As built: the jump is a spring. A held on the ground roots Hopper where he stands and winds it up; letting go launches it, and the fall pulls harder (1.4×) so the arc is quick up and sharp down. A quick tap barely winds and is a small hop taken without a pause; a second and a half is the full charge. With the stick forward the arc is measured against the run it interrupted — over the wind-up and the flight together a tap keeps exactly the running pace and a full wind doubles it, so springing across a district beats running it — which at 68 m/s gives a 13 m apex over 62 m of ground for a tap, 100 m over 317 m for half a wind and 189 m over 641 m for a full one, nearly a kilometre at a sprint. Stick neutral puts the whole wind into height instead: straight up, 23 m from a tap to 345 m from a full wind, steerable all the way down. The reach comes from the arc's own flight time, so the bargain holds under every region's gravity. Holding A in the air is still the hover and then the glide. Every number that shapes the jump lives in </w:t>
+      </w:r>
+      <w:r>
+        <w:rPr>
+          <w:rFonts w:ascii="Consolas" w:hAnsi="Consolas"/>
+        </w:rPr>
+        <w:t>hopper/game/src/game3d/jumptuning.ts</w:t>
+      </w:r>
+      <w:r>
+        <w:t>, which the controller spreads into its movement constants, so the feel is retuned in one file rather than in the simulation. The stick's lower band (to 55 % of its throw) walks at up to 34 m/s and its upper band gallops to 68 m/s, twice the walk, with the sprint on top.</w:t>
       </w:r>
     </w:p>
     <w:p>

--- a/hopper/3d/design/Hopper_3D_Design.docx
+++ b/hopper/3d/design/Hopper_3D_Design.docx
@@ -6237,7 +6237,7 @@
     </w:p>
     <w:p>
       <w:r>
-        <w:t xml:space="preserve">As built: the jump is a spring. A held on the ground roots Hopper where he stands and winds it up; letting go launches it, and the fall pulls harder (1.4×) so the arc is quick up and sharp down. A quick tap barely winds and is a small hop taken without a pause; a second and a half is the full charge. With the stick forward the arc is measured against the run it interrupted — over the wind-up and the flight together a tap keeps exactly the running pace and a full wind doubles it, so springing across a district beats running it — which at 68 m/s gives a 13 m apex over 62 m of ground for a tap, 100 m over 317 m for half a wind and 189 m over 641 m for a full one, nearly a kilometre at a sprint. Stick neutral puts the whole wind into height instead: straight up, 23 m from a tap to 345 m from a full wind, steerable all the way down. The reach comes from the arc's own flight time, so the bargain holds under every region's gravity. Holding A in the air is still the hover and then the glide. Every number that shapes the jump lives in </w:t>
+        <w:t xml:space="preserve">As built: the jump is a spring. A held on the ground roots Hopper where he stands and winds it up; letting go launches it, and the fall pulls harder (1.4×) so the arc is quick up and sharp down. A quick tap barely winds and is a small hop taken without a pause; a second and a half is the full charge. The wind sets one launch speed and the stick sets the angle it leaves at: fully forward is 15° above the ground, a flat dart that reads as a lunge rather than a jump; neutral is 45°; fully back is straight up, and a half push lands halfway between. Pulling back never throws him backwards — the backward part of the stick only stands the launch up, and whatever forward or sideways part is left gives the direction. A tap cannot reach the flattest angle (25° at no wind), so the lunge is earned, and the spring never leaves slower along its own line than he was already travelling, so a tap at a sprint keeps the sprint. At 68 m/s that gives a 4 m apex over 40 m for a forward tap, 15 m over 192 m at three quarters, 16 m over 296 m at full wind and 325 m/s, 120 m over 561 m held neutral, and a 240 m climb pulled fully back, which is the highest jump in the game. The crouch reads the whole thing in advance: he sinks deeper as the spring winds and tips back toward wherever it points, and at full wind he throbs against the stop inside a ring of light while the pad knocks once. Holding A in the air is still the hover and then the glide. Every number that shapes the jump lives in </w:t>
       </w:r>
       <w:r>
         <w:rPr>
@@ -6246,7 +6246,7 @@
         <w:t>hopper/game/src/game3d/jumptuning.ts</w:t>
       </w:r>
       <w:r>
-        <w:t>, which the controller spreads into its movement constants, so the feel is retuned in one file rather than in the simulation. The stick's lower band (to 55 % of its throw) walks at up to 34 m/s and its upper band gallops to 68 m/s, twice the walk, with the sprint on top.</w:t>
+        <w:t>, which the controller spreads into its movement constants, so the feel is retuned in one file rather than in the simulation.</w:t>
       </w:r>
     </w:p>
     <w:p>

--- a/hopper/3d/design/Hopper_3D_Design.docx
+++ b/hopper/3d/design/Hopper_3D_Design.docx
@@ -1405,7 +1405,7 @@
     </w:p>
     <w:p>
       <w:r>
-        <w:t>Deliberately not carried over: the directional two-way defence of the 2D game (rear kick only, front guard only), the one-way shelves, ceiling runs as a required mechanic, the fixed side view and its camera rules, and death by falling. Those were answers to a side-scroller's questions. The 3D game asks different ones.</w:t>
+        <w:t>Deliberately not carried over: the directional two-way defence of the 2D game (rear kick only, front guard only) and the held guard with it, the one-way shelves, ceiling runs as a required mechanic, the fixed side view and its camera rules, and death by falling. Those were answers to a side-scroller's questions. The 3D game asks different ones.</w:t>
       </w:r>
     </w:p>
     <w:p>
@@ -1605,7 +1605,7 @@
         <w:t>Sockets:</w:t>
       </w:r>
       <w:r>
-        <w:t xml:space="preserve"> feet, laser origins, shield, camera, centre of mass, rear-kick hitboxes, seat, grips and footrests; on the rider, hands, feet, chest, head, camera and mount.</w:t>
+        <w:t xml:space="preserve"> feet, laser origins, camera, centre of mass, rear-kick hitboxes, seat, grips and footrests; on the rider, hands, feet, chest, head, camera and mount.</w:t>
       </w:r>
     </w:p>
     <w:p>
@@ -2772,7 +2772,7 @@
                 <w:color w:val="111111"/>
                 <w:sz w:val="20"/>
               </w:rPr>
-              <w:t>Guard</w:t>
+              <w:t>Hit, defeat, win</w:t>
             </w:r>
           </w:p>
         </w:tc>
@@ -2804,7 +2804,7 @@
                 <w:color w:val="111111"/>
                 <w:sz w:val="20"/>
               </w:rPr>
-              <w:t>Block_Start → Block_Loop → Block_End</w:t>
+              <w:t>Hit_Reaction, Defeat, Victory</w:t>
             </w:r>
           </w:p>
         </w:tc>
@@ -2813,107 +2813,6 @@
             <w:tcW w:type="dxa" w:w="3730"/>
             <w:vAlign w:val="center"/>
             <w:shd w:fill="FFFFFF"/>
-            <w:tcBorders>
-              <w:top w:val="single" w:sz="4" w:color="D9D9D9"/>
-              <w:left w:val="single" w:sz="4" w:color="D9D9D9"/>
-              <w:bottom w:val="single" w:sz="4" w:color="D9D9D9"/>
-              <w:right w:val="single" w:sz="4" w:color="D9D9D9"/>
-            </w:tcBorders>
-            <w:tcMar>
-              <w:top w:w="80" w:type="dxa"/>
-              <w:bottom w:w="80" w:type="dxa"/>
-              <w:left w:w="100" w:type="dxa"/>
-              <w:right w:w="100" w:type="dxa"/>
-            </w:tcMar>
-          </w:tcPr>
-          <w:p>
-            <w:pPr>
-              <w:spacing w:after="0" w:line="245" w:lineRule="auto"/>
-            </w:pPr>
-            <w:r>
-              <w:rPr>
-                <w:b w:val="0"/>
-                <w:color w:val="111111"/>
-                <w:sz w:val="20"/>
-              </w:rPr>
-              <w:t>Shield socket anchors the dome</w:t>
-            </w:r>
-          </w:p>
-        </w:tc>
-      </w:tr>
-      <w:tr>
-        <w:trPr>
-          <w:cantSplit/>
-        </w:trPr>
-        <w:tc>
-          <w:tcPr>
-            <w:tcW w:type="dxa" w:w="3096"/>
-            <w:vAlign w:val="center"/>
-            <w:shd w:fill="F2F4F7"/>
-            <w:tcBorders>
-              <w:top w:val="single" w:sz="4" w:color="D9D9D9"/>
-              <w:left w:val="single" w:sz="4" w:color="D9D9D9"/>
-              <w:bottom w:val="single" w:sz="4" w:color="D9D9D9"/>
-              <w:right w:val="single" w:sz="4" w:color="D9D9D9"/>
-            </w:tcBorders>
-            <w:tcMar>
-              <w:top w:w="80" w:type="dxa"/>
-              <w:bottom w:w="80" w:type="dxa"/>
-              <w:left w:w="100" w:type="dxa"/>
-              <w:right w:w="100" w:type="dxa"/>
-            </w:tcMar>
-          </w:tcPr>
-          <w:p>
-            <w:pPr>
-              <w:spacing w:after="0" w:line="245" w:lineRule="auto"/>
-            </w:pPr>
-            <w:r>
-              <w:rPr>
-                <w:b w:val="0"/>
-                <w:color w:val="111111"/>
-                <w:sz w:val="20"/>
-              </w:rPr>
-              <w:t>Hit, defeat, win</w:t>
-            </w:r>
-          </w:p>
-        </w:tc>
-        <w:tc>
-          <w:tcPr>
-            <w:tcW w:type="dxa" w:w="3456"/>
-            <w:vAlign w:val="center"/>
-            <w:shd w:fill="F2F4F7"/>
-            <w:tcBorders>
-              <w:top w:val="single" w:sz="4" w:color="D9D9D9"/>
-              <w:left w:val="single" w:sz="4" w:color="D9D9D9"/>
-              <w:bottom w:val="single" w:sz="4" w:color="D9D9D9"/>
-              <w:right w:val="single" w:sz="4" w:color="D9D9D9"/>
-            </w:tcBorders>
-            <w:tcMar>
-              <w:top w:w="80" w:type="dxa"/>
-              <w:bottom w:w="80" w:type="dxa"/>
-              <w:left w:w="100" w:type="dxa"/>
-              <w:right w:w="100" w:type="dxa"/>
-            </w:tcMar>
-          </w:tcPr>
-          <w:p>
-            <w:pPr>
-              <w:spacing w:after="0" w:line="245" w:lineRule="auto"/>
-            </w:pPr>
-            <w:r>
-              <w:rPr>
-                <w:b w:val="0"/>
-                <w:color w:val="111111"/>
-                <w:sz w:val="20"/>
-              </w:rPr>
-              <w:t>Hit_Reaction, Defeat, Victory</w:t>
-            </w:r>
-          </w:p>
-        </w:tc>
-        <w:tc>
-          <w:tcPr>
-            <w:tcW w:type="dxa" w:w="3730"/>
-            <w:vAlign w:val="center"/>
-            <w:shd w:fill="F2F4F7"/>
             <w:tcBorders>
               <w:top w:val="single" w:sz="4" w:color="D9D9D9"/>
               <w:left w:val="single" w:sz="4" w:color="D9D9D9"/>
@@ -2956,7 +2855,7 @@
     </w:p>
     <w:p>
       <w:r>
-        <w:t>The new clips are request M-001; they add to the existing rig without changing the mesh. Locomotion, though, is not a clip any more and will not become one: walking, galloping, climbing and flying are driven procedurally over the delivered skeleton, because feet that are placed on the world can hold a slope, a stair and a wall that no authored cycle can. Clips are kept for what the whole body does at once — the kick, a blow taken, the guard, the lasers, the crouch — and the procedural pass fades out under them while they play. It runs after the animation mixer, never before, since the mixer writes the whole skeleton every frame; the wings are beaten there too, which is why a hover drums steadily rather than fluttering.</w:t>
+        <w:t>The new clips are request M-001; they add to the existing rig without changing the mesh. Locomotion, though, is not a clip any more and will not become one: walking, galloping, climbing and flying are driven procedurally over the delivered skeleton, because feet that are placed on the world can hold a slope, a stair and a wall that no authored cycle can. Clips are kept for what the whole body does at once — the kick, a blow taken, the lasers, the crouch — and the procedural pass fades out under them while they play. It runs after the animation mixer, never before, since the mixer writes the whole skeleton every frame; the wings are beaten there too, which is why a hover drums steadily rather than fluttering.</w:t>
       </w:r>
     </w:p>
     <w:p>
@@ -3415,7 +3314,7 @@
                 <w:color w:val="111111"/>
                 <w:sz w:val="20"/>
               </w:rPr>
-              <w:t>Jump; hold in the air to hover on beating wings, keep holding to glide; at a wall, wall kick</w:t>
+              <w:t>Spring: a tap under 0.3 s is a hop taken without breaking stride, a longer hold stops Hopper and winds the jump and the stick aims it; hold in the air to hover on beating wings, keep holding to glide; at a wall, wall kick</w:t>
             </w:r>
           </w:p>
         </w:tc>
@@ -3516,7 +3415,7 @@
                 <w:color w:val="111111"/>
                 <w:sz w:val="20"/>
               </w:rPr>
-              <w:t>Spin kick, all-round, ground or air; parries during its first frames</w:t>
+              <w:t>Spin kick, all-round, ground or air; parries a shot from any side</w:t>
             </w:r>
           </w:p>
         </w:tc>
@@ -3617,7 +3516,7 @@
                 <w:color w:val="111111"/>
                 <w:sz w:val="20"/>
               </w:rPr>
-              <w:t>Guard (hold): shield the front; in the air, air brake</w:t>
+              <w:t>Spin kick, the same sweep on the other thumb</w:t>
             </w:r>
           </w:p>
         </w:tc>
@@ -4021,7 +3920,7 @@
                 <w:color w:val="111111"/>
                 <w:sz w:val="20"/>
               </w:rPr>
-              <w:t>Crouch charge (hold); release for a super leap</w:t>
+              <w:t>Sprint (hold)</w:t>
             </w:r>
           </w:p>
         </w:tc>
@@ -4122,7 +4021,7 @@
                 <w:color w:val="111111"/>
                 <w:sz w:val="20"/>
               </w:rPr>
-              <w:t>Horizon View (hold): frame the far landmark and the next checkpoint</w:t>
+              <w:t>Dash, the way the stick points, on the ground or in the air</w:t>
             </w:r>
           </w:p>
         </w:tc>
@@ -4154,7 +4053,7 @@
                 <w:color w:val="111111"/>
                 <w:sz w:val="20"/>
               </w:rPr>
-              <w:t>Tab</w:t>
+              <w:t>E</w:t>
             </w:r>
           </w:p>
         </w:tc>
@@ -4191,7 +4090,7 @@
                 <w:color w:val="111111"/>
                 <w:sz w:val="20"/>
               </w:rPr>
-              <w:t>Menu / View</w:t>
+              <w:t>Right-stick click</w:t>
             </w:r>
           </w:p>
         </w:tc>
@@ -4223,6 +4122,107 @@
                 <w:color w:val="111111"/>
                 <w:sz w:val="20"/>
               </w:rPr>
+              <w:t>Horizon View (hold): frame the far landmark and the next checkpoint</w:t>
+            </w:r>
+          </w:p>
+        </w:tc>
+        <w:tc>
+          <w:tcPr>
+            <w:tcW w:type="dxa" w:w="3730"/>
+            <w:vAlign w:val="center"/>
+            <w:shd w:fill="FFFFFF"/>
+            <w:tcBorders>
+              <w:top w:val="single" w:sz="4" w:color="D9D9D9"/>
+              <w:left w:val="single" w:sz="4" w:color="D9D9D9"/>
+              <w:bottom w:val="single" w:sz="4" w:color="D9D9D9"/>
+              <w:right w:val="single" w:sz="4" w:color="D9D9D9"/>
+            </w:tcBorders>
+            <w:tcMar>
+              <w:top w:w="80" w:type="dxa"/>
+              <w:bottom w:w="80" w:type="dxa"/>
+              <w:left w:w="100" w:type="dxa"/>
+              <w:right w:w="100" w:type="dxa"/>
+            </w:tcMar>
+          </w:tcPr>
+          <w:p>
+            <w:pPr>
+              <w:spacing w:after="0" w:line="245" w:lineRule="auto"/>
+            </w:pPr>
+            <w:r>
+              <w:rPr>
+                <w:b w:val="0"/>
+                <w:color w:val="111111"/>
+                <w:sz w:val="20"/>
+              </w:rPr>
+              <w:t>Tab</w:t>
+            </w:r>
+          </w:p>
+        </w:tc>
+      </w:tr>
+      <w:tr>
+        <w:trPr>
+          <w:cantSplit/>
+        </w:trPr>
+        <w:tc>
+          <w:tcPr>
+            <w:tcW w:type="dxa" w:w="3096"/>
+            <w:vAlign w:val="center"/>
+            <w:shd w:fill="F2F4F7"/>
+            <w:tcBorders>
+              <w:top w:val="single" w:sz="4" w:color="D9D9D9"/>
+              <w:left w:val="single" w:sz="4" w:color="D9D9D9"/>
+              <w:bottom w:val="single" w:sz="4" w:color="D9D9D9"/>
+              <w:right w:val="single" w:sz="4" w:color="D9D9D9"/>
+            </w:tcBorders>
+            <w:tcMar>
+              <w:top w:w="80" w:type="dxa"/>
+              <w:bottom w:w="80" w:type="dxa"/>
+              <w:left w:w="100" w:type="dxa"/>
+              <w:right w:w="100" w:type="dxa"/>
+            </w:tcMar>
+          </w:tcPr>
+          <w:p>
+            <w:pPr>
+              <w:spacing w:after="0" w:line="245" w:lineRule="auto"/>
+            </w:pPr>
+            <w:r>
+              <w:rPr>
+                <w:b w:val="0"/>
+                <w:color w:val="111111"/>
+                <w:sz w:val="20"/>
+              </w:rPr>
+              <w:t>Menu / View</w:t>
+            </w:r>
+          </w:p>
+        </w:tc>
+        <w:tc>
+          <w:tcPr>
+            <w:tcW w:type="dxa" w:w="3456"/>
+            <w:vAlign w:val="center"/>
+            <w:shd w:fill="F2F4F7"/>
+            <w:tcBorders>
+              <w:top w:val="single" w:sz="4" w:color="D9D9D9"/>
+              <w:left w:val="single" w:sz="4" w:color="D9D9D9"/>
+              <w:bottom w:val="single" w:sz="4" w:color="D9D9D9"/>
+              <w:right w:val="single" w:sz="4" w:color="D9D9D9"/>
+            </w:tcBorders>
+            <w:tcMar>
+              <w:top w:w="80" w:type="dxa"/>
+              <w:bottom w:w="80" w:type="dxa"/>
+              <w:left w:w="100" w:type="dxa"/>
+              <w:right w:w="100" w:type="dxa"/>
+            </w:tcMar>
+          </w:tcPr>
+          <w:p>
+            <w:pPr>
+              <w:spacing w:after="0" w:line="245" w:lineRule="auto"/>
+            </w:pPr>
+            <w:r>
+              <w:rPr>
+                <w:b w:val="0"/>
+                <w:color w:val="111111"/>
+                <w:sz w:val="20"/>
+              </w:rPr>
               <w:t>Pause / instructions</w:t>
             </w:r>
           </w:p>
@@ -4231,7 +4231,7 @@
           <w:tcPr>
             <w:tcW w:type="dxa" w:w="3730"/>
             <w:vAlign w:val="center"/>
-            <w:shd w:fill="FFFFFF"/>
+            <w:shd w:fill="F2F4F7"/>
             <w:tcBorders>
               <w:top w:val="single" w:sz="4" w:color="D9D9D9"/>
               <w:left w:val="single" w:sz="4" w:color="D9D9D9"/>
@@ -4279,7 +4279,7 @@
     </w:p>
     <w:p>
       <w:r>
-        <w:t>The mapping keeps the 2D game's muscle memory where it still means the same thing (A jump and hover, X kick, B guard, RT lasers, Menu, View) and gives the four unused inputs to the four new 3D verbs. Nothing essential is on a click or a combination.</w:t>
+        <w:t>The mapping keeps the 2D game's muscle memory where it still means the same thing (A jump and hover, X and B kick, RT lasers, Menu, View) and gives the unused inputs to the new 3D verbs. Nothing essential is on a combination.</w:t>
       </w:r>
     </w:p>
     <w:p>
@@ -6777,7 +6777,7 @@
                 <w:color w:val="111111"/>
                 <w:sz w:val="20"/>
               </w:rPr>
-              <w:t>X, ground or air; 7 m radius, all round</w:t>
+              <w:t>X or B, ground or air; 16 m past the body and 6 m above and below it, all round, drawn as a bright sweeping arc</w:t>
             </w:r>
           </w:p>
         </w:tc>
@@ -6809,7 +6809,7 @@
                 <w:color w:val="111111"/>
                 <w:sz w:val="20"/>
               </w:rPr>
-              <w:t>4; parries a projectile or blow in its first 0.14 s</w:t>
+              <w:t>4; parries a projectile or blow from any side through most of the swing</w:t>
             </w:r>
           </w:p>
         </w:tc>
@@ -7149,7 +7149,7 @@
                 <w:color w:val="111111"/>
                 <w:sz w:val="20"/>
               </w:rPr>
-              <w:t>Guard</w:t>
+              <w:t>Parry and reflect</w:t>
             </w:r>
           </w:p>
         </w:tc>
@@ -7181,7 +7181,7 @@
                 <w:color w:val="111111"/>
                 <w:sz w:val="20"/>
               </w:rPr>
-              <w:t>Hold B; teal dome at the shield socket</w:t>
+              <w:t>Kick as a shot arrives</w:t>
             </w:r>
           </w:p>
         </w:tc>
@@ -7213,7 +7213,7 @@
                 <w:color w:val="111111"/>
                 <w:sz w:val="20"/>
               </w:rPr>
-              <w:t>Blocks the front; energy drains while held and when hit; breaks for 0.6 s if drained</w:t>
+              <w:t>Shot returns to its shooter for 6; opens cages; staggers the shooter</w:t>
             </w:r>
           </w:p>
         </w:tc>
@@ -7250,7 +7250,7 @@
                 <w:color w:val="111111"/>
                 <w:sz w:val="20"/>
               </w:rPr>
-              <w:t>Parry and reflect</w:t>
+              <w:t>Hop back</w:t>
             </w:r>
           </w:p>
         </w:tc>
@@ -7282,7 +7282,7 @@
                 <w:color w:val="111111"/>
                 <w:sz w:val="20"/>
               </w:rPr>
-              <w:t>Kick or guard as a shot arrives</w:t>
+              <w:t>Y on the ground</w:t>
             </w:r>
           </w:p>
         </w:tc>
@@ -7291,107 +7291,6 @@
             <w:tcW w:type="dxa" w:w="3730"/>
             <w:vAlign w:val="center"/>
             <w:shd w:fill="FFFFFF"/>
-            <w:tcBorders>
-              <w:top w:val="single" w:sz="4" w:color="D9D9D9"/>
-              <w:left w:val="single" w:sz="4" w:color="D9D9D9"/>
-              <w:bottom w:val="single" w:sz="4" w:color="D9D9D9"/>
-              <w:right w:val="single" w:sz="4" w:color="D9D9D9"/>
-            </w:tcBorders>
-            <w:tcMar>
-              <w:top w:w="80" w:type="dxa"/>
-              <w:bottom w:w="80" w:type="dxa"/>
-              <w:left w:w="100" w:type="dxa"/>
-              <w:right w:w="100" w:type="dxa"/>
-            </w:tcMar>
-          </w:tcPr>
-          <w:p>
-            <w:pPr>
-              <w:spacing w:after="0" w:line="245" w:lineRule="auto"/>
-            </w:pPr>
-            <w:r>
-              <w:rPr>
-                <w:b w:val="0"/>
-                <w:color w:val="111111"/>
-                <w:sz w:val="20"/>
-              </w:rPr>
-              <w:t>Shot returns to its shooter for 6; opens cages; staggers the shooter</w:t>
-            </w:r>
-          </w:p>
-        </w:tc>
-      </w:tr>
-      <w:tr>
-        <w:trPr>
-          <w:cantSplit/>
-        </w:trPr>
-        <w:tc>
-          <w:tcPr>
-            <w:tcW w:type="dxa" w:w="3096"/>
-            <w:vAlign w:val="center"/>
-            <w:shd w:fill="F2F4F7"/>
-            <w:tcBorders>
-              <w:top w:val="single" w:sz="4" w:color="D9D9D9"/>
-              <w:left w:val="single" w:sz="4" w:color="D9D9D9"/>
-              <w:bottom w:val="single" w:sz="4" w:color="D9D9D9"/>
-              <w:right w:val="single" w:sz="4" w:color="D9D9D9"/>
-            </w:tcBorders>
-            <w:tcMar>
-              <w:top w:w="80" w:type="dxa"/>
-              <w:bottom w:w="80" w:type="dxa"/>
-              <w:left w:w="100" w:type="dxa"/>
-              <w:right w:w="100" w:type="dxa"/>
-            </w:tcMar>
-          </w:tcPr>
-          <w:p>
-            <w:pPr>
-              <w:spacing w:after="0" w:line="245" w:lineRule="auto"/>
-            </w:pPr>
-            <w:r>
-              <w:rPr>
-                <w:b w:val="0"/>
-                <w:color w:val="111111"/>
-                <w:sz w:val="20"/>
-              </w:rPr>
-              <w:t>Hop back</w:t>
-            </w:r>
-          </w:p>
-        </w:tc>
-        <w:tc>
-          <w:tcPr>
-            <w:tcW w:type="dxa" w:w="3456"/>
-            <w:vAlign w:val="center"/>
-            <w:shd w:fill="F2F4F7"/>
-            <w:tcBorders>
-              <w:top w:val="single" w:sz="4" w:color="D9D9D9"/>
-              <w:left w:val="single" w:sz="4" w:color="D9D9D9"/>
-              <w:bottom w:val="single" w:sz="4" w:color="D9D9D9"/>
-              <w:right w:val="single" w:sz="4" w:color="D9D9D9"/>
-            </w:tcBorders>
-            <w:tcMar>
-              <w:top w:w="80" w:type="dxa"/>
-              <w:bottom w:w="80" w:type="dxa"/>
-              <w:left w:w="100" w:type="dxa"/>
-              <w:right w:w="100" w:type="dxa"/>
-            </w:tcMar>
-          </w:tcPr>
-          <w:p>
-            <w:pPr>
-              <w:spacing w:after="0" w:line="245" w:lineRule="auto"/>
-            </w:pPr>
-            <w:r>
-              <w:rPr>
-                <w:b w:val="0"/>
-                <w:color w:val="111111"/>
-                <w:sz w:val="20"/>
-              </w:rPr>
-              <w:t>Y on the ground</w:t>
-            </w:r>
-          </w:p>
-        </w:tc>
-        <w:tc>
-          <w:tcPr>
-            <w:tcW w:type="dxa" w:w="3730"/>
-            <w:vAlign w:val="center"/>
-            <w:shd w:fill="F2F4F7"/>
             <w:tcBorders>
               <w:top w:val="single" w:sz="4" w:color="D9D9D9"/>
               <w:left w:val="single" w:sz="4" w:color="D9D9D9"/>
@@ -7434,7 +7333,7 @@
     </w:p>
     <w:p>
       <w:r>
-        <w:t>The kick is now all-round because in 3D the question is timing, not direction. The guard is still a front-facing dome because facing is something the player controls, and a shield that only covers the front makes lock-on and strafing matter.</w:t>
+        <w:t>The kick is all-round because in 3D the question is timing, not direction, and it is the whole defence: there is no held guard in this edition, as there is none in the 2D game any more. A dome that has to be raised and aimed asks the player to think about facing at the moment they most need to think about timing, and it made the kick the lesser answer to a volley. Instead the kick's parry window is generous and its reach is long, the sweep is drawn so its cover is legible, and it sits on both X and B so the nearer thumb can meet a shot.</w:t>
       </w:r>
     </w:p>
     <w:p>
@@ -7452,7 +7351,7 @@
     </w:p>
     <w:p>
       <w:r>
-        <w:t>Every flyer is a step. Stomping one damages it and bounces Hopper upward; holding A on the bounce goes higher; releasing takes a low, controllable rebound. Kicks work in the air and preserve the arc. Lasers fire while gliding, so a glide toward a roof can clear the sniper on it before arrival. The guard in the air is a brake that kills forward speed for a moment, which is a dodge as much as a defence. A chain of bounce, kick, bounce can keep Hopper aloft through a whole flock, and the flocks over the ravines and reefs are built to invite it.</w:t>
+        <w:t>Every flyer is a step. Stomping one damages it and bounces Hopper upward; holding A on the bounce goes higher; releasing takes a low, controllable rebound. Kicks work in the air and preserve the arc. Lasers fire while gliding, so a glide toward a roof can clear the sniper on it before arrival. Pushing the stick back against the flight brakes it, which is a dodge as much as a steering correction. A chain of bounce, kick, bounce can keep Hopper aloft through a whole flock, and the flocks over the ravines and reefs are built to invite it.</w:t>
       </w:r>
     </w:p>
     <w:p>
@@ -14794,7 +14693,7 @@
     </w:p>
     <w:p>
       <w:r>
-        <w:t>Shadows keep their language: charcoal interiors, violet contours, pale cores; furnace species glow orange. Hopper keeps his green, cream, red, blue and gold. Saturated red-white is reserved for lasers, amber-white for danger tells, teal for the guard, violet for gravity.</w:t>
+        <w:t>Shadows keep their language: charcoal interiors, violet contours, pale cores; furnace species glow orange. Hopper keeps his green, cream, red, blue and gold. Saturated red-white is reserved for lasers, amber-white for danger tells, teal for the kick's arc, violet for gravity.</w:t>
       </w:r>
     </w:p>
     <w:p>
@@ -15024,7 +14923,7 @@
     </w:p>
     <w:p>
       <w:r>
-        <w:t>The top middle of the frame is the way ahead and stays empty: nothing informational is ever drawn there. The top corners hold what they did in 2D, six armour pips with the laser heat gauge beneath them at the top left, the signal count and the sound, fullscreen and pause buttons at the top right. Everything else sits low. The episode, region, chapter, route progress and the landmark compass line are at the lower left above the button legend; the stronghold host count, the locked target's name and health and any gravity note are at the lower right; the commander's bar, phase and tell sit along the bottom edge in the middle; the district title card rises in the lower third. In the world itself: the landing guide ring, height ticks at the right-hand screen edge while airborne, the crosshair in the middle of the aimed picture and the guard energy arc around the shield while B is held. Boss health appears only in boss arenas. Nothing sits where the rider, the next landing or the road ahead would be.</w:t>
+        <w:t>The top middle of the frame is the way ahead and stays empty: nothing informational is ever drawn there. The top corners hold what they did in 2D, six armour pips with the laser heat gauge beneath them at the top left, the signal count and the sound, fullscreen and pause buttons at the top right. Everything else sits low. The episode, region, chapter, route progress and the landmark compass line are at the lower left above the button legend; the stronghold host count, the locked target's name and health and any gravity note are at the lower right; the commander's bar, phase and tell sit along the bottom edge in the middle; the district title card rises in the lower third. In the world itself: the landing guide ring, height ticks at the right-hand screen edge while airborne, the crosshair in the middle of the aimed picture and the kick's arc sweeping around Hopper while the spin runs. Boss health appears only in boss arenas. Nothing sits where the rider, the next landing or the road ahead would be.</w:t>
       </w:r>
     </w:p>
     <w:p>
@@ -17568,7 +17467,7 @@
                 <w:color w:val="111111"/>
                 <w:sz w:val="20"/>
               </w:rPr>
-              <w:t>Combat core with hound, spitter, ray and leech; armour, lasers, kick, stomps, dive, lock-on, guard, knots, dissolves</w:t>
+              <w:t>Combat core with hound, spitter, ray and leech; armour, lasers, kick, parry, stomps, dive, lock-on, knots, dissolves</w:t>
             </w:r>
           </w:p>
         </w:tc>
@@ -18679,7 +18578,7 @@
         <w:pStyle w:val="ListBullet"/>
       </w:pPr>
       <w:r>
-        <w:t>All-round kick with a front-only guard.</w:t>
+        <w:t>An all-round kick that is the whole defence: it parries from any side, and there is no held guard.</w:t>
       </w:r>
     </w:p>
     <w:p>

--- a/hopper/3d/design/Hopper_3D_Design.docx
+++ b/hopper/3d/design/Hopper_3D_Design.docx
@@ -148,7 +148,7 @@
     </w:p>
     <w:p>
       <w:r>
-        <w:t>The first thing the player does is press A and hold it. Hopper's hind legs compress, snap open, and the ground drops away for four and a half seconds. At the top of the arc the fields are a quilt, the farmhouse is a toy, and on the horizon, past the terraces, the ivory towers of Crownline City are visible. Keep holding, and the wings open: Hopper glides, losing height slowly, steering with the stick, for as long as it takes to reach the next terrace, or the silo cap, or the roof of the seed vessel where three hounds are waiting. Land badly and there is no penalty but the climb back. Land on a hound and it dies, and Hopper bounces off it higher than the jump that got him there.</w:t>
+        <w:t>The first thing the player does is press A and hold it. Hopper's hind legs compress, snap open, and the ground drops away for four and a half seconds. At the top of the arc the fields are a quilt, the farmhouse is a toy, and on the horizon, past the terraces, the ivory towers of Crownline City are visible. Keep holding, and the wings open: Hopper glides, losing height slowly, steering with the stick, for as long as it takes to reach the next terrace, or the silo cap, or the roof of the seed vessel where three hounds are waiting. Land badly and there is no penalty but the climb back. Land on a hound and it dies, and Hopper kicks off its back into a short, sharp rebound.</w:t>
       </w:r>
     </w:p>
     <w:p>
@@ -5488,7 +5488,7 @@
                 <w:color w:val="111111"/>
                 <w:sz w:val="20"/>
               </w:rPr>
-              <w:t>56 m (4 H); 84 m with A held</w:t>
+              <w:t>28 m (2 H); 42 m with A held, and pulled 1.9x harder on the way up</w:t>
             </w:r>
           </w:p>
         </w:tc>
@@ -5520,7 +5520,7 @@
                 <w:color w:val="111111"/>
                 <w:sz w:val="20"/>
               </w:rPr>
-              <w:t>Flyers are steps</w:t>
+              <w:t>A kick downward, not a trampoline</w:t>
             </w:r>
           </w:p>
         </w:tc>
@@ -5791,7 +5791,7 @@
                 <w:color w:val="111111"/>
                 <w:sz w:val="20"/>
               </w:rPr>
-              <w:t>Push into a face and he takes hold: 27 m/s up, 19 m/s along it, no fall while he holds</w:t>
+              <w:t>Jump into a face taller than he is and wide enough to stand on, stick pushed at it: 27 m/s up, 19 m/s along it, no fall while he holds</w:t>
             </w:r>
           </w:p>
         </w:tc>
@@ -5823,7 +5823,7 @@
                 <w:color w:val="111111"/>
                 <w:sz w:val="20"/>
               </w:rPr>
-              <w:t>Any wall is a way up; A kicks off it</w:t>
+              <w:t>A wall is a way up, but only one he jumped at; A kicks off it</w:t>
             </w:r>
           </w:p>
         </w:tc>
@@ -5961,7 +5961,7 @@
                 <w:color w:val="111111"/>
                 <w:sz w:val="20"/>
               </w:rPr>
-              <w:t>Air control</w:t>
+              <w:t>Step over</w:t>
             </w:r>
           </w:p>
         </w:tc>
@@ -5993,7 +5993,7 @@
                 <w:color w:val="111111"/>
                 <w:sz w:val="20"/>
               </w:rPr>
-              <w:t>Half of ground acceleration; steering turns the arc, never slows it</w:t>
+              <w:t>Anything under 5 m is not an obstacle: no wall, no block on a jump</w:t>
             </w:r>
           </w:p>
         </w:tc>
@@ -6025,7 +6025,7 @@
                 <w:color w:val="111111"/>
                 <w:sz w:val="20"/>
               </w:rPr>
-              <w:t>Momentum is kept; pushing back still brakes</w:t>
+              <w:t>Kerbs and rubble never interrupt a run</w:t>
             </w:r>
           </w:p>
         </w:tc>
@@ -6062,7 +6062,7 @@
                 <w:color w:val="111111"/>
                 <w:sz w:val="20"/>
               </w:rPr>
-              <w:t>Coyote time, input buffer</w:t>
+              <w:t>Air control</w:t>
             </w:r>
           </w:p>
         </w:tc>
@@ -6094,6 +6094,107 @@
                 <w:color w:val="111111"/>
                 <w:sz w:val="20"/>
               </w:rPr>
+              <w:t>Half of ground acceleration; steering turns the arc, never slows it</w:t>
+            </w:r>
+          </w:p>
+        </w:tc>
+        <w:tc>
+          <w:tcPr>
+            <w:tcW w:type="dxa" w:w="3730"/>
+            <w:vAlign w:val="center"/>
+            <w:shd w:fill="FFFFFF"/>
+            <w:tcBorders>
+              <w:top w:val="single" w:sz="4" w:color="D9D9D9"/>
+              <w:left w:val="single" w:sz="4" w:color="D9D9D9"/>
+              <w:bottom w:val="single" w:sz="4" w:color="D9D9D9"/>
+              <w:right w:val="single" w:sz="4" w:color="D9D9D9"/>
+            </w:tcBorders>
+            <w:tcMar>
+              <w:top w:w="80" w:type="dxa"/>
+              <w:bottom w:w="80" w:type="dxa"/>
+              <w:left w:w="100" w:type="dxa"/>
+              <w:right w:w="100" w:type="dxa"/>
+            </w:tcMar>
+          </w:tcPr>
+          <w:p>
+            <w:pPr>
+              <w:spacing w:after="0" w:line="245" w:lineRule="auto"/>
+            </w:pPr>
+            <w:r>
+              <w:rPr>
+                <w:b w:val="0"/>
+                <w:color w:val="111111"/>
+                <w:sz w:val="20"/>
+              </w:rPr>
+              <w:t>Momentum is kept; pushing back still brakes</w:t>
+            </w:r>
+          </w:p>
+        </w:tc>
+      </w:tr>
+      <w:tr>
+        <w:trPr>
+          <w:cantSplit/>
+        </w:trPr>
+        <w:tc>
+          <w:tcPr>
+            <w:tcW w:type="dxa" w:w="3096"/>
+            <w:vAlign w:val="center"/>
+            <w:shd w:fill="F2F4F7"/>
+            <w:tcBorders>
+              <w:top w:val="single" w:sz="4" w:color="D9D9D9"/>
+              <w:left w:val="single" w:sz="4" w:color="D9D9D9"/>
+              <w:bottom w:val="single" w:sz="4" w:color="D9D9D9"/>
+              <w:right w:val="single" w:sz="4" w:color="D9D9D9"/>
+            </w:tcBorders>
+            <w:tcMar>
+              <w:top w:w="80" w:type="dxa"/>
+              <w:bottom w:w="80" w:type="dxa"/>
+              <w:left w:w="100" w:type="dxa"/>
+              <w:right w:w="100" w:type="dxa"/>
+            </w:tcMar>
+          </w:tcPr>
+          <w:p>
+            <w:pPr>
+              <w:spacing w:after="0" w:line="245" w:lineRule="auto"/>
+            </w:pPr>
+            <w:r>
+              <w:rPr>
+                <w:b w:val="0"/>
+                <w:color w:val="111111"/>
+                <w:sz w:val="20"/>
+              </w:rPr>
+              <w:t>Coyote time, input buffer</w:t>
+            </w:r>
+          </w:p>
+        </w:tc>
+        <w:tc>
+          <w:tcPr>
+            <w:tcW w:type="dxa" w:w="3456"/>
+            <w:vAlign w:val="center"/>
+            <w:shd w:fill="F2F4F7"/>
+            <w:tcBorders>
+              <w:top w:val="single" w:sz="4" w:color="D9D9D9"/>
+              <w:left w:val="single" w:sz="4" w:color="D9D9D9"/>
+              <w:bottom w:val="single" w:sz="4" w:color="D9D9D9"/>
+              <w:right w:val="single" w:sz="4" w:color="D9D9D9"/>
+            </w:tcBorders>
+            <w:tcMar>
+              <w:top w:w="80" w:type="dxa"/>
+              <w:bottom w:w="80" w:type="dxa"/>
+              <w:left w:w="100" w:type="dxa"/>
+              <w:right w:w="100" w:type="dxa"/>
+            </w:tcMar>
+          </w:tcPr>
+          <w:p>
+            <w:pPr>
+              <w:spacing w:after="0" w:line="245" w:lineRule="auto"/>
+            </w:pPr>
+            <w:r>
+              <w:rPr>
+                <w:b w:val="0"/>
+                <w:color w:val="111111"/>
+                <w:sz w:val="20"/>
+              </w:rPr>
               <w:t>0.12 s · 0.14 s</w:t>
             </w:r>
           </w:p>
@@ -6102,7 +6203,7 @@
           <w:tcPr>
             <w:tcW w:type="dxa" w:w="3730"/>
             <w:vAlign w:val="center"/>
-            <w:shd w:fill="FFFFFF"/>
+            <w:shd w:fill="F2F4F7"/>
             <w:tcBorders>
               <w:top w:val="single" w:sz="4" w:color="D9D9D9"/>
               <w:left w:val="single" w:sz="4" w:color="D9D9D9"/>
@@ -6261,7 +6362,12 @@
     </w:p>
     <w:p>
       <w:r>
-        <w:t>A wall can also simply be climbed. Pushing into a face takes hold of it, from a standing start as much as out of the air: gravity stops, the stick's push into the wall is the climb and its slide along the wall the traverse, and letting go of the stick leaves him hanging and sliding slowly rather than falling. A is the wall kick off it, pulling hard away from it or pressing Y lets go, and a lip within mantle reach is hauled over as it always was. Hopper lies against the face with his back to the camera while he is on it.</w:t>
+        <w:t>A wall can also simply be climbed, but taking hold of one is deliberately narrow, because a climb that starts by itself is a climb that interrupts running. It needs all four of: his feet off the ground, so it is something he jumped at; the stick pushed into the face; a face that carries on above his own standing height, so it is a wall rather than something he could clear; and a face at least 5 m of half-width, so there is somewhere to stand on it — a mast or a trunk is not a wall. Running at a wall now stops him at it, as anything solid does. Once he is on it gravity stops, the stick's push into the wall is the climb and its slide along the wall the traverse, and letting go of the stick leaves him hanging and sliding slowly rather than falling. A is the wall kick off it, pulling hard away from it or pressing Y lets go, and a lip within mantle reach is hauled over as it always was. Hopper lies against the face with his back to the camera while he is on it.</w:t>
+      </w:r>
+    </w:p>
+    <w:p>
+      <w:r>
+        <w:t>Below the wall is the step. Anything under 5 m — a kerb, rubble, the lip of a terrace, a low wall — is not an obstacle in any sense: it is not a face to resolve against, so it neither stops a run nor blocks a spring launched flat across it, and the ground simply lifts his feet onto its top as he crosses it. A 14 m grasshopper should not be stopped by something at his knee, and he should be able to assume a flat lunge clears it.</w:t>
       </w:r>
     </w:p>
     <w:p>
@@ -6279,7 +6385,7 @@
     </w:p>
     <w:p>
       <w:r>
-        <w:t xml:space="preserve">Districts hand over across a </w:t>
+        <w:t xml:space="preserve">Districts are walked through across a </w:t>
       </w:r>
       <w:r>
         <w:rPr>
@@ -6288,7 +6394,22 @@
         <w:t>threshold</w:t>
       </w:r>
       <w:r>
-        <w:t>: a lit arch where the trail ends, with the next district visible through it on the horizon in its own colours. The district ahead is not a painting: its terrain and its structures are built at a lower level of detail and placed so that its start sits exactly on the current exit, so the city grows on the horizon from the first chapter, fills the view as the last stronghold falls, and is the same city that stands there after the crossing. Only the final district of a mission shows a silhouette landmark instead. Crossing it dissolves the last frame of the old district into the new one over about a second, and Hopper arrives with the heading, the speed and the airborne state he crossed on, measured from the trail so that forward stays forward. A region change should read as walking on, not as being put somewhere else.</w:t>
+        <w:t>: a lit arch where the trail ends, with the next district visible through it in its own colours. The district ahead is not a painting: its terrain and its structures are built and placed so that its start sits exactly on the current exit, so the city grows on the horizon from the first chapter, fills the view as the last stronghold falls, and is the same city that stands there after the crossing. Only the final district of a mission shows a silhouette landmark instead.</w:t>
+      </w:r>
+    </w:p>
+    <w:p>
+      <w:r>
+        <w:t>Because the two line up exactly, crossing needs no hand-over at all, and does not get one. There is no pause, no held frame and no dissolve: the world is rebuilt under Hopper inside the step he crosses on, and he keeps the offset he crossed at, so the ground beneath his feet does not move. He arrives with the heading, the speed and the flight he crossed on, measured from the trail so that forward stays forward. A region change reads as walking on because that is all it is.</w:t>
+      </w:r>
+    </w:p>
+    <w:p>
+      <w:r>
+        <w:t>Crossing rebuilds the district's world and its shadows inside one step, so that rebuild has to be cheap enough to take in one step. It is: 60-110 ms for eight of the nine districts, and about 350 ms for Thunderhead Range, whose delivered collision bakes into 56,572 boxes. A brief hitch, not a transition.</w:t>
+      </w:r>
+    </w:p>
+    <w:p>
+      <w:r>
+        <w:t>The only thing that could interrupt it is art that has not arrived, so it is fetched before it is wanted: from 700 m out — ten seconds at a run, three at a spring — the approach loads the next district's paintings in the background, costing the run nothing either way. A threshold somehow reached cold still holds the picture until they land, rather than dropping him into a half-painted district, but in play that is not seen. Each district remains its own world with its own checkpoints, shadows and save slot; the commander still bars the last threshold of a mission until it is down.</w:t>
       </w:r>
     </w:p>
     <w:p>
@@ -7351,7 +7472,7 @@
     </w:p>
     <w:p>
       <w:r>
-        <w:t>Every flyer is a step. Stomping one damages it and bounces Hopper upward; holding A on the bounce goes higher; releasing takes a low, controllable rebound. Kicks work in the air and preserve the arc. Lasers fire while gliding, so a glide toward a roof can clear the sniper on it before arrival. Pushing the stick back against the flight brakes it, which is a dodge as much as a steering correction. A chain of bounce, kick, bounce can keep Hopper aloft through a whole flock, and the flocks over the ravines and reefs are built to invite it.</w:t>
+        <w:t>Every flyer is a step. Stomping one damages it and kicks Hopper upward -- a short, sharp rebound rather than a trampoline: it reaches about two of his own heights, and the gravity on the way up is nearly double, so he leaves fast and is over the top quickly. Holding A on the bounce goes half again as high. What says the stomp landed is the snap of it, not the height. Kicks work in the air and preserve the arc. Lasers fire while gliding, so a glide toward a roof can clear the sniper on it before arrival. Pushing the stick back against the flight brakes it, which is a dodge as much as a steering correction. A chain of bounce, kick, bounce can keep Hopper aloft through a whole flock, and the flocks over the ravines and reefs are built to invite it.</w:t>
       </w:r>
     </w:p>
     <w:p>

--- a/hopper/3d/design/Hopper_3D_Design.docx
+++ b/hopper/3d/design/Hopper_3D_Design.docx
@@ -3314,7 +3314,7 @@
                 <w:color w:val="111111"/>
                 <w:sz w:val="20"/>
               </w:rPr>
-              <w:t>Spring: a tap under 0.3 s is a hop taken without breaking stride, a longer hold stops Hopper and winds the jump and the stick aims it; hold in the air to hover on beating wings, keep holding to glide; at a wall, wall kick</w:t>
+              <w:t>Jump: it fires on the press and holding it jumps higher, letting go on the way up cutting the rise short; keep holding past the top to hover on beating wings, and on to glide; at a wall, wall kick</w:t>
             </w:r>
           </w:p>
         </w:tc>
@@ -3888,7 +3888,7 @@
                 <w:color w:val="111111"/>
                 <w:sz w:val="20"/>
               </w:rPr>
-              <w:t>RB</w:t>
+              <w:t>LB</w:t>
             </w:r>
           </w:p>
         </w:tc>
@@ -3920,7 +3920,7 @@
                 <w:color w:val="111111"/>
                 <w:sz w:val="20"/>
               </w:rPr>
-              <w:t>Sprint (hold)</w:t>
+              <w:t>Spring: the super jump. Held on the ground it winds up and the stick aims it; a tap under 0.3 s costs no stride</w:t>
             </w:r>
           </w:p>
         </w:tc>
@@ -3952,7 +3952,7 @@
                 <w:color w:val="111111"/>
                 <w:sz w:val="20"/>
               </w:rPr>
-              <w:t>Shift</w:t>
+              <w:t>E</w:t>
             </w:r>
           </w:p>
         </w:tc>
@@ -3989,7 +3989,7 @@
                 <w:color w:val="111111"/>
                 <w:sz w:val="20"/>
               </w:rPr>
-              <w:t>LB</w:t>
+              <w:t>RB</w:t>
             </w:r>
           </w:p>
         </w:tc>
@@ -4021,7 +4021,7 @@
                 <w:color w:val="111111"/>
                 <w:sz w:val="20"/>
               </w:rPr>
-              <w:t>Dash, the way the stick points, on the ground or in the air</w:t>
+              <w:t>Sprint (hold)</w:t>
             </w:r>
           </w:p>
         </w:tc>
@@ -4053,7 +4053,7 @@
                 <w:color w:val="111111"/>
                 <w:sz w:val="20"/>
               </w:rPr>
-              <w:t>E</w:t>
+              <w:t>Shift</w:t>
             </w:r>
           </w:p>
         </w:tc>
@@ -4090,7 +4090,7 @@
                 <w:color w:val="111111"/>
                 <w:sz w:val="20"/>
               </w:rPr>
-              <w:t>Right-stick click</w:t>
+              <w:t>Left-stick click</w:t>
             </w:r>
           </w:p>
         </w:tc>
@@ -4122,7 +4122,7 @@
                 <w:color w:val="111111"/>
                 <w:sz w:val="20"/>
               </w:rPr>
-              <w:t>Horizon View (hold): frame the far landmark and the next checkpoint</w:t>
+              <w:t>Dash, the way the stick points, on the ground or in the air</w:t>
             </w:r>
           </w:p>
         </w:tc>
@@ -4154,7 +4154,7 @@
                 <w:color w:val="111111"/>
                 <w:sz w:val="20"/>
               </w:rPr>
-              <w:t>Tab</w:t>
+              <w:t>R</w:t>
             </w:r>
           </w:p>
         </w:tc>
@@ -4191,7 +4191,7 @@
                 <w:color w:val="111111"/>
                 <w:sz w:val="20"/>
               </w:rPr>
-              <w:t>Menu / View</w:t>
+              <w:t>Right-stick click</w:t>
             </w:r>
           </w:p>
         </w:tc>
@@ -4223,6 +4223,107 @@
                 <w:color w:val="111111"/>
                 <w:sz w:val="20"/>
               </w:rPr>
+              <w:t>Horizon View (hold): frame the far landmark and the next checkpoint</w:t>
+            </w:r>
+          </w:p>
+        </w:tc>
+        <w:tc>
+          <w:tcPr>
+            <w:tcW w:type="dxa" w:w="3730"/>
+            <w:vAlign w:val="center"/>
+            <w:shd w:fill="F2F4F7"/>
+            <w:tcBorders>
+              <w:top w:val="single" w:sz="4" w:color="D9D9D9"/>
+              <w:left w:val="single" w:sz="4" w:color="D9D9D9"/>
+              <w:bottom w:val="single" w:sz="4" w:color="D9D9D9"/>
+              <w:right w:val="single" w:sz="4" w:color="D9D9D9"/>
+            </w:tcBorders>
+            <w:tcMar>
+              <w:top w:w="80" w:type="dxa"/>
+              <w:bottom w:w="80" w:type="dxa"/>
+              <w:left w:w="100" w:type="dxa"/>
+              <w:right w:w="100" w:type="dxa"/>
+            </w:tcMar>
+          </w:tcPr>
+          <w:p>
+            <w:pPr>
+              <w:spacing w:after="0" w:line="245" w:lineRule="auto"/>
+            </w:pPr>
+            <w:r>
+              <w:rPr>
+                <w:b w:val="0"/>
+                <w:color w:val="111111"/>
+                <w:sz w:val="20"/>
+              </w:rPr>
+              <w:t>Tab</w:t>
+            </w:r>
+          </w:p>
+        </w:tc>
+      </w:tr>
+      <w:tr>
+        <w:trPr>
+          <w:cantSplit/>
+        </w:trPr>
+        <w:tc>
+          <w:tcPr>
+            <w:tcW w:type="dxa" w:w="3096"/>
+            <w:vAlign w:val="center"/>
+            <w:shd w:fill="FFFFFF"/>
+            <w:tcBorders>
+              <w:top w:val="single" w:sz="4" w:color="D9D9D9"/>
+              <w:left w:val="single" w:sz="4" w:color="D9D9D9"/>
+              <w:bottom w:val="single" w:sz="4" w:color="D9D9D9"/>
+              <w:right w:val="single" w:sz="4" w:color="D9D9D9"/>
+            </w:tcBorders>
+            <w:tcMar>
+              <w:top w:w="80" w:type="dxa"/>
+              <w:bottom w:w="80" w:type="dxa"/>
+              <w:left w:w="100" w:type="dxa"/>
+              <w:right w:w="100" w:type="dxa"/>
+            </w:tcMar>
+          </w:tcPr>
+          <w:p>
+            <w:pPr>
+              <w:spacing w:after="0" w:line="245" w:lineRule="auto"/>
+            </w:pPr>
+            <w:r>
+              <w:rPr>
+                <w:b w:val="0"/>
+                <w:color w:val="111111"/>
+                <w:sz w:val="20"/>
+              </w:rPr>
+              <w:t>Menu / View</w:t>
+            </w:r>
+          </w:p>
+        </w:tc>
+        <w:tc>
+          <w:tcPr>
+            <w:tcW w:type="dxa" w:w="3456"/>
+            <w:vAlign w:val="center"/>
+            <w:shd w:fill="FFFFFF"/>
+            <w:tcBorders>
+              <w:top w:val="single" w:sz="4" w:color="D9D9D9"/>
+              <w:left w:val="single" w:sz="4" w:color="D9D9D9"/>
+              <w:bottom w:val="single" w:sz="4" w:color="D9D9D9"/>
+              <w:right w:val="single" w:sz="4" w:color="D9D9D9"/>
+            </w:tcBorders>
+            <w:tcMar>
+              <w:top w:w="80" w:type="dxa"/>
+              <w:bottom w:w="80" w:type="dxa"/>
+              <w:left w:w="100" w:type="dxa"/>
+              <w:right w:w="100" w:type="dxa"/>
+            </w:tcMar>
+          </w:tcPr>
+          <w:p>
+            <w:pPr>
+              <w:spacing w:after="0" w:line="245" w:lineRule="auto"/>
+            </w:pPr>
+            <w:r>
+              <w:rPr>
+                <w:b w:val="0"/>
+                <w:color w:val="111111"/>
+                <w:sz w:val="20"/>
+              </w:rPr>
               <w:t>Pause / instructions</w:t>
             </w:r>
           </w:p>
@@ -4231,7 +4332,7 @@
           <w:tcPr>
             <w:tcW w:type="dxa" w:w="3730"/>
             <w:vAlign w:val="center"/>
-            <w:shd w:fill="F2F4F7"/>
+            <w:shd w:fill="FFFFFF"/>
             <w:tcBorders>
               <w:top w:val="single" w:sz="4" w:color="D9D9D9"/>
               <w:left w:val="single" w:sz="4" w:color="D9D9D9"/>
@@ -4279,7 +4380,7 @@
     </w:p>
     <w:p>
       <w:r>
-        <w:t>The mapping keeps the 2D game's muscle memory where it still means the same thing (A jump and hover, X and B kick, RT lasers, Menu, View) and gives the unused inputs to the new 3D verbs. Nothing essential is on a combination.</w:t>
+        <w:t>The mapping keeps the 2D game's muscle memory where it still means the same thing (A jump and hover, X and B kick, RT lasers, Menu, View), puts the super jump on a shoulder so the jumping thumb never leaves A, and gives the unused inputs to the new 3D verbs. Nothing essential is on a combination.</w:t>
       </w:r>
     </w:p>
     <w:p>
@@ -6338,7 +6439,25 @@
     </w:p>
     <w:p>
       <w:r>
-        <w:t xml:space="preserve">As built: the jump is a spring. A held on the ground roots Hopper where he stands and winds it up; letting go launches it, and the fall pulls harder (1.4×) so the arc is quick up and sharp down. A quick tap barely winds and is a small hop taken without a pause; a second and a half is the full charge. The wind sets one launch speed and the stick sets the angle it leaves at: fully forward is 15° above the ground, a flat dart that reads as a lunge rather than a jump; neutral is 45°; fully back is straight up, and a half push lands halfway between. Pulling back never throws him backwards — the backward part of the stick only stands the launch up, and whatever forward or sideways part is left gives the direction. A tap cannot reach the flattest angle (25° at no wind), so the lunge is earned, and the spring never leaves slower along its own line than he was already travelling, so a tap at a sprint keeps the sprint. At 68 m/s that gives a 4 m apex over 40 m for a forward tap, 15 m over 192 m at three quarters, 16 m over 296 m at full wind and 325 m/s, 120 m over 561 m held neutral, and a 240 m climb pulled fully back, which is the highest jump in the game. The crouch reads the whole thing in advance: he sinks deeper as the spring winds and tips back toward wherever it points, and at full wind he throbs against the stop inside a ring of light while the pad knocks once. Holding A in the air is still the hover and then the glide. Every number that shapes the jump lives in </w:t>
+        <w:t xml:space="preserve">As built there are two jumps. </w:t>
+      </w:r>
+      <w:r>
+        <w:rPr>
+          <w:b/>
+        </w:rPr>
+        <w:t>A is the ordinary one</w:t>
+      </w:r>
+      <w:r>
+        <w:t xml:space="preserve">: it fires on the press, holding it jumps higher, and letting go on the way up cuts the rise short -- a tap reaches 26 m, a full hold 96 m, and everything between is a matter of how long the button is held. The fall pulls harder (1.4×) so the arc is quick up and sharp down. </w:t>
+      </w:r>
+      <w:r>
+        <w:rPr>
+          <w:b/>
+        </w:rPr>
+        <w:t>LB is the spring</w:t>
+      </w:r>
+      <w:r>
+        <w:t xml:space="preserve">, the super jump: held on the ground it roots Hopper where he stands and winds it up; letting go launches it. A quick tap of LB barely winds and costs no stride; a second and a half is the full charge. The wind sets one launch speed and the stick sets the angle it leaves at: fully forward is 15° above the ground, a flat dart that reads as a lunge rather than a jump; neutral is 45°; fully back is straight up, and a half push lands halfway between. Pulling back never throws him backwards — the backward part of the stick only stands the launch up, and whatever forward or sideways part is left gives the direction. A tap cannot reach the flattest angle (25° at no wind), so the lunge is earned, and the spring never leaves slower along its own line than he was already travelling, so a tap at a sprint keeps the sprint. At 68 m/s that gives a 4 m apex over 40 m for a forward tap, 15 m over 192 m at three quarters, 16 m over 296 m at full wind and 325 m/s, 120 m over 561 m held neutral, and a 240 m climb pulled fully back, which is the highest jump in the game. The crouch reads the whole thing in advance: he sinks deeper as the spring winds and tips back toward wherever it points, and at full wind he throbs against the stop inside a ring of light while the pad knocks once. Holding A past the top of a jump is still the hover and then the glide. Every number that shapes either jump lives in </w:t>
       </w:r>
       <w:r>
         <w:rPr>
